--- a/docs/bo-tai-lieu-bao-ve.docx
+++ b/docs/bo-tai-lieu-bao-ve.docx
@@ -69,7 +69,7 @@
         <w:t>python -m unittest discover -s tests</w:t>
       </w:r>
       <w:r>
-        <w:t xml:space="preserve"> (220 test PASS).*</w:t>
+        <w:t xml:space="preserve"> (222 test PASS).*</w:t>
       </w:r>
     </w:p>
     <w:p>
@@ -212,7 +212,7 @@
     </w:p>
     <w:p>
       <w:r>
-        <w:t>mô hình triển khai, giấu cấu hình đang chạy, thiếu LightGBM trong bảng so sánh, 2 ô số sai trong</w:t>
+        <w:t>mô hình triển khai, giấu cấu hình đang chạy, bảng so sánh thiếu mô hình, 2 ô số sai trong</w:t>
       </w:r>
     </w:p>
     <w:p>
@@ -969,7 +969,7 @@
         <w:pStyle w:val="ListBullet"/>
       </w:pPr>
       <w:r>
-        <w:t>Mất cân bằng: class_weight='balanced_subsample' (RF) / 'balanced' (HGB, LightGBM) — trọng số tính trong fit từ nhãn fold-train. Không resample ở pipeline chính; SMOTE/RUS/Focal Loss đo riêng (lab 98/2 và thí nghiệm trên dữ liệu thật) — không cải thiện có ý nghĩa (smote_enn 0,9683 vs đối chứng 0,9588, p = 0,21).</w:t>
+        <w:t>Mất cân bằng: class_weight='balanced_subsample' (RF) / 'balanced' (HGB) — trọng số tính trong fit từ nhãn fold-train. Không resample ở pipeline chính; SMOTE/RUS đo riêng (lab 98/2 và thí nghiệm trên dữ liệu thật) — không cải thiện có ý nghĩa (smote_enn 0,9683 vs đối chứng 0,9588, p = 0,21).</w:t>
       </w:r>
     </w:p>
     <w:p>
@@ -977,7 +977,7 @@
         <w:pStyle w:val="ListBullet"/>
       </w:pPr>
       <w:r>
-        <w:t>Chống rò rỉ (7 lớp): split theo thời gian + purge; impute/scale trong Pipeline; CV theo nhóm công ty; test KHÔNG tham gia chọn mô hình/ngưỡng (chỉ dùng để báo cáo &amp; so sánh nhiều hệ thống trên cùng 64 mẫu); manifest có SHA-256 nguồn &amp; split; 220 test tự động (gồm test_no_label_leak_in_features, test_main_pipeline_has_no_balancer).</w:t>
+        <w:t>Chống rò rỉ (7 lớp): split theo thời gian + purge; impute/scale trong Pipeline; CV theo nhóm công ty; test KHÔNG tham gia chọn mô hình/ngưỡng (chỉ dùng để báo cáo &amp; so sánh nhiều hệ thống trên cùng 64 mẫu); manifest có SHA-256 nguồn &amp; split; 222 test tự động (gồm test_no_label_leak_in_features, test_main_pipeline_has_no_balancer, TestThreeModelRegistry).</w:t>
       </w:r>
     </w:p>
     <w:p>
@@ -1180,91 +1180,67 @@
           </w:p>
         </w:tc>
       </w:tr>
-      <w:tr>
-        <w:tc>
-          <w:tcPr>
-            <w:tcW w:type="dxa" w:w="2160"/>
-          </w:tcPr>
-          <w:p>
-            <w:r>
-              <w:t>LightGBM</w:t>
-            </w:r>
-          </w:p>
-        </w:tc>
-        <w:tc>
-          <w:tcPr>
-            <w:tcW w:type="dxa" w:w="2160"/>
-          </w:tcPr>
-          <w:p>
-            <w:r>
-              <w:t>Boosting hiện đại</w:t>
-            </w:r>
-          </w:p>
-        </w:tc>
-        <w:tc>
-          <w:tcPr>
-            <w:tcW w:type="dxa" w:w="2160"/>
-          </w:tcPr>
-          <w:p>
-            <w:r>
-              <w:t>n_estimators=400, lr=0.05, num_leaves=15, min_child_samples=10, subsample=0.9, colsample_bytree=0.8, reg_lambda=1.0, class_weight='balanced'</w:t>
-            </w:r>
-          </w:p>
-        </w:tc>
-        <w:tc>
-          <w:tcPr>
-            <w:tcW w:type="dxa" w:w="2160"/>
-          </w:tcPr>
-          <w:p>
-            <w:r>
-              <w:t>lr=0.05, num_leaves=15, min_child_samples=10 → CV-AP 0,917 (= mặc định)</w:t>
-            </w:r>
-          </w:p>
-        </w:tc>
-      </w:tr>
-      <w:tr>
-        <w:tc>
-          <w:tcPr>
-            <w:tcW w:type="dxa" w:w="2160"/>
-          </w:tcPr>
-          <w:p>
-            <w:r>
-              <w:t>*XGBoost*</w:t>
-            </w:r>
-          </w:p>
-        </w:tc>
-        <w:tc>
-          <w:tcPr>
-            <w:tcW w:type="dxa" w:w="2160"/>
-          </w:tcPr>
-          <w:p>
-            <w:r>
-              <w:t>Boosting</w:t>
-            </w:r>
-          </w:p>
-        </w:tc>
-        <w:tc>
-          <w:tcPr>
-            <w:tcW w:type="dxa" w:w="2160"/>
-          </w:tcPr>
-          <w:p>
-            <w:r>
-              <w:t>—</w:t>
-            </w:r>
-          </w:p>
-        </w:tc>
-        <w:tc>
-          <w:tcPr>
-            <w:tcW w:type="dxa" w:w="2160"/>
-          </w:tcPr>
-          <w:p>
-            <w:r>
-              <w:t>Bị môi trường chặn (xgboost 2.1.3 ↔ sklearn 1.6: 'super' object has no attribute '__sklearn_tags__'); cách sửa: pip install "scikit-learn&gt;=1.7" hoặc xgboost&lt;2.1</w:t>
-            </w:r>
-          </w:p>
-        </w:tc>
-      </w:tr>
     </w:tbl>
+    <w:p>
+      <w:r>
+        <w:t xml:space="preserve">&gt; </w:t>
+      </w:r>
+      <w:r>
+        <w:rPr>
+          <w:b/>
+        </w:rPr>
+        <w:t>Phạm vi mô hình của đồ án: đúng 3 họ thuần scikit-learn</w:t>
+      </w:r>
+      <w:r>
+        <w:t xml:space="preserve"> (Logistic Regression · Random Forest ·</w:t>
+      </w:r>
+    </w:p>
+    <w:p>
+      <w:r>
+        <w:t xml:space="preserve">&gt; HistGradientBoosting). Không dùng </w:t>
+      </w:r>
+      <w:r>
+        <w:rPr>
+          <w:rFonts w:ascii="Consolas" w:hAnsi="Consolas"/>
+        </w:rPr>
+        <w:t>xgboost</w:t>
+      </w:r>
+      <w:r>
+        <w:t>/</w:t>
+      </w:r>
+      <w:r>
+        <w:rPr>
+          <w:rFonts w:ascii="Consolas" w:hAnsi="Consolas"/>
+        </w:rPr>
+        <w:t>lightgbm</w:t>
+      </w:r>
+      <w:r>
+        <w:t xml:space="preserve"> ở bất kỳ bước nào của pipeline chính</w:t>
+      </w:r>
+    </w:p>
+    <w:p>
+      <w:r>
+        <w:t>&gt; (</w:t>
+      </w:r>
+      <w:r>
+        <w:rPr>
+          <w:rFonts w:ascii="Consolas" w:hAnsi="Consolas"/>
+        </w:rPr>
+        <w:t>forecasting/models.py::MODEL_REGISTRY</w:t>
+      </w:r>
+      <w:r>
+        <w:t xml:space="preserve"> chỉ có 3 mục; test </w:t>
+      </w:r>
+      <w:r>
+        <w:rPr>
+          <w:rFonts w:ascii="Consolas" w:hAnsi="Consolas"/>
+        </w:rPr>
+        <w:t>TestThreeModelRegistry</w:t>
+      </w:r>
+      <w:r>
+        <w:t xml:space="preserve"> chặn tái phát).</w:t>
+      </w:r>
+    </w:p>
     <w:p>
       <w:r>
         <w:rPr>
@@ -1396,7 +1372,7 @@
         <w:pStyle w:val="ListBullet"/>
       </w:pPr>
       <w:r>
-        <w:t>Bổ sung random search (40 trial/mô hình — đúng tham số mặc định mà scripts.run_all dùng, mẫu log-uniform cho tham số scale) + sổ thực nghiệm reports/results/runs.csv (153 dòng: run_id, model, params, seed, CV-AP, ±std, thời gian, trạng thái).</w:t>
+        <w:t>Bổ sung random search (40 trial/mô hình — đúng tham số mặc định mà scripts.run_all dùng: 40 trial logistic, 33 Random Forest, 40 HGB, mẫu log-uniform cho tham số scale) + sổ thực nghiệm reports/results/runs.csv (113 dòng; mỗi dòng = 1 trial với run_id, model, params, seed, CV-AP, ±std, thời gian, trạng thái).</w:t>
       </w:r>
     </w:p>
     <w:p>
@@ -1404,7 +1380,7 @@
         <w:pStyle w:val="ListBullet"/>
       </w:pPr>
       <w:r>
-        <w:t>Δ random search vs GridSearchCV: LightGBM +0,051, HGB +0,026, logistic +0,007, Random Forest −0,004 ⇒ mô hình được chốt không hưởng lợi thêm từ tìm kiếm rộng hơn (kết quả âm được báo cáo).</w:t>
+        <w:t>Δ random search vs GridSearchCV: HGB +0,026, logistic +0,007, Random Forest −0,004 ⇒ mô hình được chốt không hưởng lợi thêm từ tìm kiếm rộng hơn (kết quả âm được báo cáo).</w:t>
       </w:r>
     </w:p>
     <w:p>
@@ -2277,108 +2253,6 @@
           </w:tcPr>
           <w:p>
             <w:r>
-              <w:t>LightGBM</w:t>
-            </w:r>
-          </w:p>
-        </w:tc>
-        <w:tc>
-          <w:tcPr>
-            <w:tcW w:type="dxa" w:w="864"/>
-          </w:tcPr>
-          <w:p>
-            <w:r>
-              <w:t>0,938</w:t>
-            </w:r>
-          </w:p>
-        </w:tc>
-        <w:tc>
-          <w:tcPr>
-            <w:tcW w:type="dxa" w:w="864"/>
-          </w:tcPr>
-          <w:p>
-            <w:r>
-              <w:t>0,925</w:t>
-            </w:r>
-          </w:p>
-        </w:tc>
-        <w:tc>
-          <w:tcPr>
-            <w:tcW w:type="dxa" w:w="864"/>
-          </w:tcPr>
-          <w:p>
-            <w:r>
-              <w:t>0,974</w:t>
-            </w:r>
-          </w:p>
-        </w:tc>
-        <w:tc>
-          <w:tcPr>
-            <w:tcW w:type="dxa" w:w="864"/>
-          </w:tcPr>
-          <w:p>
-            <w:r>
-              <w:t>0,949</w:t>
-            </w:r>
-          </w:p>
-        </w:tc>
-        <w:tc>
-          <w:tcPr>
-            <w:tcW w:type="dxa" w:w="864"/>
-          </w:tcPr>
-          <w:p>
-            <w:r>
-              <w:t>0,934</w:t>
-            </w:r>
-          </w:p>
-        </w:tc>
-        <w:tc>
-          <w:tcPr>
-            <w:tcW w:type="dxa" w:w="864"/>
-          </w:tcPr>
-          <w:p>
-            <w:r>
-              <w:t>0,871</w:t>
-            </w:r>
-          </w:p>
-        </w:tc>
-        <w:tc>
-          <w:tcPr>
-            <w:tcW w:type="dxa" w:w="864"/>
-          </w:tcPr>
-          <w:p>
-            <w:r>
-              <w:t>0,979</w:t>
-            </w:r>
-          </w:p>
-        </w:tc>
-        <w:tc>
-          <w:tcPr>
-            <w:tcW w:type="dxa" w:w="864"/>
-          </w:tcPr>
-          <w:p>
-            <w:r>
-              <w:t>0,988</w:t>
-            </w:r>
-          </w:p>
-        </w:tc>
-        <w:tc>
-          <w:tcPr>
-            <w:tcW w:type="dxa" w:w="864"/>
-          </w:tcPr>
-          <w:p>
-            <w:r>
-              <w:t>0,933</w:t>
-            </w:r>
-          </w:p>
-        </w:tc>
-      </w:tr>
-      <w:tr>
-        <w:tc>
-          <w:tcPr>
-            <w:tcW w:type="dxa" w:w="864"/>
-          </w:tcPr>
-          <w:p>
-            <w:r>
               <w:t>Random Forest @ ngưỡng vận hành 0,788</w:t>
             </w:r>
           </w:p>
@@ -2504,16 +2378,7 @@
         <w:t>test_evaluation.json</w:t>
       </w:r>
       <w:r>
-        <w:t xml:space="preserve"> (tự tính lại Precision/Recall/F1/Accuracy/MCC từ confusion matrix — khớp tuyệt đối). Thú vị: </w:t>
-      </w:r>
-      <w:r>
-        <w:rPr>
-          <w:b/>
-        </w:rPr>
-        <w:t>Random Forest và LightGBM cho cùng quyết định tại ngưỡng 0,5</w:t>
-      </w:r>
-      <w:r>
-        <w:t xml:space="preserve"> (cùng CM 23/3/1/37) nên các ô metric giống nhau; khác biệt chỉ ở xác suất (Brier 0,046 vs 0,035) và ở AP cross-company (0,9577 vs 0,9471 — lý do RF được chốt).*</w:t>
+        <w:t xml:space="preserve"> (tự tính lại Precision/Recall/F1/Accuracy/MCC từ confusion matrix — khớp tuyệt đối).*</w:t>
       </w:r>
     </w:p>
     <w:p>
@@ -2537,7 +2402,7 @@
         <w:pStyle w:val="ListBullet"/>
       </w:pPr>
       <w:r>
-        <w:t>AP cross-company (OOF trên train+validation, 244 mẫu): RF 0,9577 &gt; HGB 0,9569 &gt; LightGBM 0,9471 &gt; logistic 0,9232 ⇒ RF chỉ hơn HGB 0,0008 (≈0, dưới mọi mức nhiễu) và thắng nhờ tie-break cuối cùng trong quy tắc công bố trước (gap overfit F1: RF +0,009 so với HGB +0,024). Nói cách khác: các họ mô hình gần như tương đương, đây là điều phải nói rõ thay vì hô "RF tốt nhất".</w:t>
+        <w:t>AP cross-company (OOF trên train+validation, 244 mẫu): RF 0,9577 &gt; HGB 0,9569 &gt; logistic 0,9232 ⇒ RF chỉ hơn HGB 0,0008 (≈0, dưới mọi mức nhiễu) và thắng nhờ tie-break cuối cùng trong quy tắc công bố trước (gap overfit F1: RF +0,009 so với HGB +0,024). Nói cách khác: ba họ mô hình gần như tương đương, đây là điều phải nói rõ thay vì hô "RF tốt nhất".</w:t>
       </w:r>
     </w:p>
     <w:p>
@@ -2593,7 +2458,7 @@
         <w:pStyle w:val="ListNumber"/>
       </w:pPr>
       <w:r>
-        <w:t>Thí nghiệm tiền xử lý (mục 9.1): random_forest + winsorize IQR đạt AP cross-company 0,9590 — cao nhất trong 24 cấu hình (tham chiếu logistic + StandardScaler = 0,9232). Nhưng so cùng mô hình được chốt: winsorize chỉ +0,13 điểm % (0,9590 vs 0,9577) ⇒ nằm trong khoảng nhiễu của 244 mẫu out-of-fold, nên pipeline chính giữ không winsorize cho đơn giản; lợi ích thật nằm ở mô hình tuyến tính (+1,85 điểm % với p1p99).</w:t>
+        <w:t>Thí nghiệm tiền xử lý (mục 9.1): random_forest + winsorize IQR đạt AP cross-company 0,9590 — cao nhất trong 18 cấu hình (tham chiếu logistic + StandardScaler = 0,9232). Nhưng so cùng mô hình được chốt: winsorize chỉ +0,13 điểm % (0,9590 vs 0,9577) ⇒ nằm trong khoảng nhiễu của 244 mẫu out-of-fold, nên pipeline chính giữ không winsorize cho đơn giản; lợi ích thật nằm ở mô hình tuyến tính (+1,85 điểm % với p1p99).</w:t>
       </w:r>
     </w:p>
     <w:p>
@@ -3856,98 +3721,6 @@
           </w:p>
         </w:tc>
       </w:tr>
-      <w:tr>
-        <w:tc>
-          <w:tcPr>
-            <w:tcW w:type="dxa" w:w="960"/>
-          </w:tcPr>
-          <w:p>
-            <w:r>
-              <w:t>LightGBM</w:t>
-            </w:r>
-          </w:p>
-        </w:tc>
-        <w:tc>
-          <w:tcPr>
-            <w:tcW w:type="dxa" w:w="960"/>
-          </w:tcPr>
-          <w:p>
-            <w:r>
-              <w:t>1,000</w:t>
-            </w:r>
-          </w:p>
-        </w:tc>
-        <w:tc>
-          <w:tcPr>
-            <w:tcW w:type="dxa" w:w="960"/>
-          </w:tcPr>
-          <w:p>
-            <w:r>
-              <w:t>0,965</w:t>
-            </w:r>
-          </w:p>
-        </w:tc>
-        <w:tc>
-          <w:tcPr>
-            <w:tcW w:type="dxa" w:w="960"/>
-          </w:tcPr>
-          <w:p>
-            <w:r>
-              <w:t>0,035</w:t>
-            </w:r>
-          </w:p>
-        </w:tc>
-        <w:tc>
-          <w:tcPr>
-            <w:tcW w:type="dxa" w:w="960"/>
-          </w:tcPr>
-          <w:p>
-            <w:r>
-              <w:t>1,000</w:t>
-            </w:r>
-          </w:p>
-        </w:tc>
-        <w:tc>
-          <w:tcPr>
-            <w:tcW w:type="dxa" w:w="960"/>
-          </w:tcPr>
-          <w:p>
-            <w:r>
-              <w:t>0,976</w:t>
-            </w:r>
-          </w:p>
-        </w:tc>
-        <w:tc>
-          <w:tcPr>
-            <w:tcW w:type="dxa" w:w="960"/>
-          </w:tcPr>
-          <w:p>
-            <w:r>
-              <w:t>+0,024</w:t>
-            </w:r>
-          </w:p>
-        </w:tc>
-        <w:tc>
-          <w:tcPr>
-            <w:tcW w:type="dxa" w:w="960"/>
-          </w:tcPr>
-          <w:p>
-            <w:r>
-              <w:t>0,987</w:t>
-            </w:r>
-          </w:p>
-        </w:tc>
-        <w:tc>
-          <w:tcPr>
-            <w:tcW w:type="dxa" w:w="960"/>
-          </w:tcPr>
-          <w:p>
-            <w:r>
-              <w:t>0,035</w:t>
-            </w:r>
-          </w:p>
-        </w:tc>
-      </w:tr>
     </w:tbl>
     <w:p>
       <w:pPr>
@@ -3989,35 +3762,6 @@
           <w:rFonts w:ascii="Consolas" w:hAnsi="Consolas"/>
         </w:rPr>
         <w:t>l2_regularization=1.0</w:t>
-      </w:r>
-      <w:r>
-        <w:t xml:space="preserve">; LightGBM </w:t>
-      </w:r>
-      <w:r>
-        <w:rPr>
-          <w:rFonts w:ascii="Consolas" w:hAnsi="Consolas"/>
-        </w:rPr>
-        <w:t>num_leaves=15</w:t>
-      </w:r>
-      <w:r>
-        <w:t>,</w:t>
-      </w:r>
-    </w:p>
-    <w:p>
-      <w:r>
-        <w:rPr>
-          <w:rFonts w:ascii="Consolas" w:hAnsi="Consolas"/>
-        </w:rPr>
-        <w:t>reg_lambda=1.0</w:t>
-      </w:r>
-      <w:r>
-        <w:t xml:space="preserve">, </w:t>
-      </w:r>
-      <w:r>
-        <w:rPr>
-          <w:rFonts w:ascii="Consolas" w:hAnsi="Consolas"/>
-        </w:rPr>
-        <w:t>min_child_samples=10</w:t>
       </w:r>
       <w:r>
         <w:t xml:space="preserve">); </w:t>
@@ -4597,7 +4341,7 @@
     </w:p>
     <w:p>
       <w:r>
-        <w:t>- Audit 98.200 phép kiểm tra · 220 test tự động</w:t>
+        <w:t>- Audit 98.200 phép kiểm tra · 222 test tự động</w:t>
       </w:r>
     </w:p>
     <w:p>
@@ -4890,7 +4634,7 @@
         <w:pStyle w:val="ListBullet"/>
       </w:pPr>
       <w:r>
-        <w:t>Takeaway: 4 họ mô hình; chọn theo AP cross-company, không theo F1 in-domain.</w:t>
+        <w:t>Takeaway: 3 họ mô hình; chọn theo AP cross-company, không theo F1 in-domain.</w:t>
       </w:r>
     </w:p>
     <w:p>
@@ -4911,7 +4655,7 @@
     </w:p>
     <w:p>
       <w:r>
-        <w:t>- Logistic · Random Forest · HGB · LightGBM</w:t>
+        <w:t>- Logistic Regression · Random Forest · HGB (3 họ, thuần scikit-learn)</w:t>
       </w:r>
     </w:p>
     <w:p>
@@ -4926,7 +4670,7 @@
     </w:p>
     <w:p>
       <w:r>
-        <w:t xml:space="preserve">- Random search 40 trial + sổ </w:t>
+        <w:t xml:space="preserve">- Random search 40 trial/mô hình + sổ </w:t>
       </w:r>
       <w:r>
         <w:rPr>
@@ -4935,12 +4679,12 @@
         <w:t>runs.csv</w:t>
       </w:r>
       <w:r>
-        <w:t xml:space="preserve"> 153 dòng</w:t>
-      </w:r>
-    </w:p>
-    <w:p>
-      <w:r>
-        <w:t>- XGBoost bị chặn phiên bản; đã ghi cách sửa</w:t>
+        <w:t xml:space="preserve"> 113 dòng</w:t>
+      </w:r>
+    </w:p>
+    <w:p>
+      <w:r>
+        <w:t>- Chỉ 3 họ mô hình thuần scikit-learn (KHÔNG xgboost/lightgbm); đổi mô hình chỉ cần sửa 1 registry</w:t>
       </w:r>
     </w:p>
     <w:p>
@@ -5758,7 +5502,7 @@
         <w:t>0,933</w:t>
       </w:r>
       <w:r>
-        <w:t xml:space="preserve"> = LightGBM 0,933 &gt; HGB 0,926 &gt; logistic 0,912.</w:t>
+        <w:t xml:space="preserve"> &gt; HGB 0,926 &gt; logistic 0,912.</w:t>
       </w:r>
     </w:p>
     <w:p>
@@ -5772,7 +5516,7 @@
         <w:t>0,958</w:t>
       </w:r>
       <w:r>
-        <w:t xml:space="preserve"> &gt; HGB 0,957 &gt; LightGBM 0,947.</w:t>
+        <w:t xml:space="preserve"> &gt; HGB 0,957 &gt; logistic 0,923.</w:t>
       </w:r>
     </w:p>
     <w:p>
@@ -5800,7 +5544,7 @@
         <w:t>0,9590 AP cross-company</w:t>
       </w:r>
       <w:r>
-        <w:t>, cao nhất trong 24 cấu hình</w:t>
+        <w:t>, cao nhất trong 18 cấu hình</w:t>
       </w:r>
     </w:p>
     <w:p>
@@ -5926,24 +5670,6 @@
         <w:t>l2_regularization=1.0</w:t>
       </w:r>
       <w:r>
-        <w:t xml:space="preserve">; LightGBM </w:t>
-      </w:r>
-      <w:r>
-        <w:rPr>
-          <w:rFonts w:ascii="Consolas" w:hAnsi="Consolas"/>
-        </w:rPr>
-        <w:t>num_leaves=15</w:t>
-      </w:r>
-      <w:r>
-        <w:t xml:space="preserve">, </w:t>
-      </w:r>
-      <w:r>
-        <w:rPr>
-          <w:rFonts w:ascii="Consolas" w:hAnsi="Consolas"/>
-        </w:rPr>
-        <w:t>reg_lambda=1.0</w:t>
-      </w:r>
-      <w:r>
         <w:t>),</w:t>
       </w:r>
     </w:p>
@@ -6006,7 +5732,7 @@
         <w:t>+0,009</w:t>
       </w:r>
       <w:r>
-        <w:t xml:space="preserve"> (logistic −0,040; HGB +0,024; LightGBM +0,024).</w:t>
+        <w:t xml:space="preserve"> (logistic −0,040; HGB +0,024).</w:t>
       </w:r>
     </w:p>
     <w:p>
@@ -6336,16 +6062,7 @@
     </w:p>
     <w:p>
       <w:r>
-        <w:t xml:space="preserve">- Random search so với lưới: LightGBM </w:t>
-      </w:r>
-      <w:r>
-        <w:rPr>
-          <w:b/>
-        </w:rPr>
-        <w:t>+0,051</w:t>
-      </w:r>
-      <w:r>
-        <w:t xml:space="preserve">, HGB </w:t>
+        <w:t xml:space="preserve">- Random search so với lưới: HGB </w:t>
       </w:r>
       <w:r>
         <w:rPr>
@@ -6377,7 +6094,7 @@
         <w:t>runs.csv</w:t>
       </w:r>
       <w:r>
-        <w:t>: 153 dòng (run_id, model, params, seed, CV-AP ± std, thời gian, trạng thái).</w:t>
+        <w:t>: 113 dòng (logistic 40 · Random Forest 33 · HGB 40; run_id, model, params, seed, CV-AP ± std, thời gian, trạng thái).</w:t>
       </w:r>
     </w:p>
     <w:p>
@@ -7034,7 +6751,7 @@
           </w:tcPr>
           <w:p>
             <w:r>
-              <w:t>3/3 định nghĩa nhãn · ~1e-16 (SHAP) · 0 phát hiện / 98.200 phép kiểm tra · 220 test</w:t>
+              <w:t>3/3 định nghĩa nhãn · ~1e-16 (SHAP) · 0 phát hiện / 98.200 phép kiểm tra · 222 test</w:t>
             </w:r>
           </w:p>
         </w:tc>
@@ -7196,7 +6913,7 @@
           </w:tcPr>
           <w:p>
             <w:r>
-              <w:t>SMOTE/RUS/Focal Loss, so khớp ma trận test</w:t>
+              <w:t>SMOTE/RUS, so khớp ma trận test</w:t>
             </w:r>
           </w:p>
         </w:tc>

--- a/docs/bo-tai-lieu-bao-ve.docx
+++ b/docs/bo-tai-lieu-bao-ve.docx
@@ -58,7 +58,7 @@
         <w:t>python -m scripts.audit_data</w:t>
       </w:r>
       <w:r>
-        <w:t xml:space="preserve"> (98.200 phép kiểm tra, 0 phát hiện) và</w:t>
+        <w:t xml:space="preserve"> (98.200+ phép kiểm tra, 0 phát hiện) và</w:t>
       </w:r>
     </w:p>
     <w:p>
@@ -69,7 +69,7 @@
         <w:t>python -m unittest discover -s tests</w:t>
       </w:r>
       <w:r>
-        <w:t xml:space="preserve"> (222 test PASS).*</w:t>
+        <w:t xml:space="preserve"> (234 test PASS).*</w:t>
       </w:r>
     </w:p>
     <w:p>
@@ -101,7 +101,7 @@
         <w:pStyle w:val="ListBullet"/>
       </w:pPr>
       <w:r>
-        <w:t>Phần 3 (Mock defense): 8 câu hỏi phản biện kèm kịch bản 4 bước (thừa nhận → kỹ thuật → số liệu → kết luận).</w:t>
+        <w:t>Phần 3 (Mock defense): 10 câu hỏi phản biện kèm kịch bản 4 bước (thừa nhận → kỹ thuật → số liệu → kết luận).</w:t>
       </w:r>
     </w:p>
     <w:p>
@@ -109,7 +109,7 @@
         <w:pStyle w:val="ListBullet"/>
       </w:pPr>
       <w:r>
-        <w:t>Đi kèm: docs/checklist-doi-chieu-yeu-cau.md (đối chiếu 19 tiêu chí → bằng chứng → lệnh),</w:t>
+        <w:t>Đi kèm: docs/checklist-doi-chieu-yeu-cau.md (đối chiếu 21 tiêu chí → bằng chứng → lệnh),</w:t>
       </w:r>
     </w:p>
     <w:p>
@@ -977,7 +977,7 @@
         <w:pStyle w:val="ListBullet"/>
       </w:pPr>
       <w:r>
-        <w:t>Chống rò rỉ (7 lớp): split theo thời gian + purge; impute/scale trong Pipeline; CV theo nhóm công ty; test KHÔNG tham gia chọn mô hình/ngưỡng (chỉ dùng để báo cáo &amp; so sánh nhiều hệ thống trên cùng 64 mẫu); manifest có SHA-256 nguồn &amp; split; 222 test tự động (gồm test_no_label_leak_in_features, test_main_pipeline_has_no_balancer, TestThreeModelRegistry).</w:t>
+        <w:t>Chống rò rỉ (7 lớp): split theo thời gian + purge; impute/scale trong Pipeline; CV theo nhóm công ty; test KHÔNG tham gia chọn mô hình/ngưỡng (chỉ dùng để báo cáo &amp; so sánh nhiều hệ thống trên cùng 64 mẫu); manifest có SHA-256 nguồn &amp; split; 234 test tự động (gồm test_no_label_leak_in_features, test_main_pipeline_has_no_balancer, TestModelRegistry chặn quay lại 3 mô hình, test cho walk-forward/cluster bootstrap và ETL port).</w:t>
       </w:r>
     </w:p>
     <w:p>
@@ -1364,7 +1364,7 @@
         <w:pStyle w:val="ListBullet"/>
       </w:pPr>
       <w:r>
-        <w:t>GridSearchCV (8–18 cấu hình/mô hình) + StratifiedGroupKFold(4) + refit="average_precision"; luôn in kèm điểm của cấu hình mặc định trên cùng splitter ⇒ trả lời "tinh chỉnh có thật sự cải thiện không".</w:t>
+        <w:t>GridSearchCV (6–18 cấu hình/mô hình: 8 logistic · 18 Random Forest · 8 HGB · 6 MLP) + StratifiedGroupKFold(4) + refit="average_precision"; luôn in kèm điểm của cấu hình mặc định trên cùng splitter ⇒ trả lời "tinh chỉnh có thật sự cải thiện không".</w:t>
       </w:r>
     </w:p>
     <w:p>
@@ -1372,7 +1372,7 @@
         <w:pStyle w:val="ListBullet"/>
       </w:pPr>
       <w:r>
-        <w:t>Bổ sung random search (40 trial/mô hình — đúng tham số mặc định mà scripts.run_all dùng: 40 trial logistic, 33 Random Forest, 40 HGB, mẫu log-uniform cho tham số scale) + sổ thực nghiệm reports/results/runs.csv (113 dòng; mỗi dòng = 1 trial với run_id, model, params, seed, CV-AP, ±std, thời gian, trạng thái).</w:t>
+        <w:t>Bổ sung random search (40 trial/mô hình — đúng tham số mặc định mà scripts.run_all dùng: 40 trial logistic, 33 Random Forest, 40 HGB, 40 MLP; mẫu log-uniform cho tham số scale) + sổ thực nghiệm reports/results/runs.csv (153 dòng; mỗi dòng = 1 trial với run_id, model, params, seed, CV-AP, ±std, thời gian, trạng thái).</w:t>
       </w:r>
     </w:p>
     <w:p>
@@ -2402,7 +2402,7 @@
         <w:pStyle w:val="ListBullet"/>
       </w:pPr>
       <w:r>
-        <w:t>AP cross-company (OOF trên train+validation, 244 mẫu): RF 0,9577 &gt; HGB 0,9569 &gt; logistic 0,9232 ⇒ RF chỉ hơn HGB 0,0008 (≈0, dưới mọi mức nhiễu) và thắng nhờ tie-break cuối cùng trong quy tắc công bố trước (gap overfit F1: RF +0,009 so với HGB +0,024). Nói cách khác: ba họ mô hình gần như tương đương, đây là điều phải nói rõ thay vì hô "RF tốt nhất".</w:t>
+        <w:t>AP cross-company (OOF trên train+validation, 244 mẫu): RF 0,9577 &gt; HGB 0,9569 &gt; logistic 0,9232 ⇒ RF chỉ hơn HGB 0,0008 (≈0, dưới mọi mức nhiễu) và thắng nhờ tie-break cuối cùng trong quy tắc công bố trước (gap overfit F1: RF +0,009 so với HGB +0,024). Nói cách khác: bốn họ mô hình gần như tương đương ở chế độ in-domain/cross-company (riêng MLP yếu hơn rõ khi kiểm chứng theo thời gian — mục 6.7), đây là điều phải nói rõ thay vì hô "RF tốt nhất".</w:t>
       </w:r>
     </w:p>
     <w:p>
@@ -2458,7 +2458,7 @@
         <w:pStyle w:val="ListNumber"/>
       </w:pPr>
       <w:r>
-        <w:t>Thí nghiệm tiền xử lý (mục 9.1): random_forest + winsorize IQR đạt AP cross-company 0,9590 — cao nhất trong 18 cấu hình (tham chiếu logistic + StandardScaler = 0,9232). Nhưng so cùng mô hình được chốt: winsorize chỉ +0,13 điểm % (0,9590 vs 0,9577) ⇒ nằm trong khoảng nhiễu của 244 mẫu out-of-fold, nên pipeline chính giữ không winsorize cho đơn giản; lợi ích thật nằm ở mô hình tuyến tính (+1,85 điểm % với p1p99).</w:t>
+        <w:t>Thí nghiệm tiền xử lý (mục 9.1): random_forest + winsorize IQR đạt AP cross-company 0,9590 — cao nhất trong 24 cấu hình (tham chiếu logistic + StandardScaler = 0,9232). Nhưng so cùng mô hình được chốt: winsorize chỉ +0,13 điểm % (0,9590 vs 0,9577) ⇒ nằm trong khoảng nhiễu của 244 mẫu out-of-fold, nên pipeline chính giữ không winsorize cho đơn giản; lợi ích thật nằm ở mô hình tuyến tính (+1,85 điểm % với p1p99).</w:t>
       </w:r>
     </w:p>
     <w:p>
@@ -4341,7 +4341,16 @@
     </w:p>
     <w:p>
       <w:r>
-        <w:t>- Audit 98.200 phép kiểm tra · 222 test tự động</w:t>
+        <w:t xml:space="preserve">- Audit 98.200+ phép kiểm tra · </w:t>
+      </w:r>
+      <w:r>
+        <w:rPr>
+          <w:b/>
+        </w:rPr>
+        <w:t>234 test tự động</w:t>
+      </w:r>
+      <w:r>
+        <w:t xml:space="preserve"> (registry 4 mô hình, ETL, walk-forward)</w:t>
       </w:r>
     </w:p>
     <w:p>
@@ -4634,7 +4643,7 @@
         <w:pStyle w:val="ListBullet"/>
       </w:pPr>
       <w:r>
-        <w:t>Takeaway: 3 họ mô hình; chọn theo AP cross-company, không theo F1 in-domain.</w:t>
+        <w:t>Takeaway: 4 họ mô hình (tuyến tính / bagging / boosting / mạng nơ-ron); chọn theo AP cross-company, không theo F1 in-domain.</w:t>
       </w:r>
     </w:p>
     <w:p>
@@ -4655,12 +4664,12 @@
     </w:p>
     <w:p>
       <w:r>
-        <w:t>- Logistic Regression · Random Forest · HGB (3 họ, thuần scikit-learn)</w:t>
-      </w:r>
-    </w:p>
-    <w:p>
-      <w:r>
-        <w:t>- GridSearchCV 8–18 cấu hình + StratifiedGroupKFold</w:t>
+        <w:t>- Logistic Regression · Random Forest · HGB · MLP (4 họ, thuần scikit-learn)</w:t>
+      </w:r>
+    </w:p>
+    <w:p>
+      <w:r>
+        <w:t>- GridSearchCV 6–18 cấu hình + StratifiedGroupKFold</w:t>
       </w:r>
     </w:p>
     <w:p>
@@ -4679,12 +4688,35 @@
         <w:t>runs.csv</w:t>
       </w:r>
       <w:r>
-        <w:t xml:space="preserve"> 113 dòng</w:t>
-      </w:r>
-    </w:p>
-    <w:p>
-      <w:r>
-        <w:t>- Chỉ 3 họ mô hình thuần scikit-learn (KHÔNG xgboost/lightgbm); đổi mô hình chỉ cần sửa 1 registry</w:t>
+        <w:t xml:space="preserve"> (mọi trial của 4 họ mô hình)</w:t>
+      </w:r>
+    </w:p>
+    <w:p>
+      <w:r>
+        <w:t>- Chỉ 4 họ mô hình thuần scikit-learn (KHÔNG xgboost/lightgbm); đổi mô hình chỉ cần sửa 1 registry</w:t>
+      </w:r>
+    </w:p>
+    <w:p>
+      <w:r>
+        <w:t xml:space="preserve">- Baseline quy tắc </w:t>
+      </w:r>
+      <w:r>
+        <w:rPr>
+          <w:b/>
+        </w:rPr>
+        <w:t>Altman Z'' &lt; 1,1</w:t>
+      </w:r>
+      <w:r>
+        <w:t xml:space="preserve"> (không học tham số) + </w:t>
+      </w:r>
+      <w:r>
+        <w:rPr>
+          <w:b/>
+        </w:rPr>
+        <w:t>walk-forward theo thời gian</w:t>
+      </w:r>
+      <w:r>
+        <w:t xml:space="preserve"> (mục 6.7)</w:t>
       </w:r>
     </w:p>
     <w:p>
@@ -5043,7 +5075,7 @@
         <w:pStyle w:val="Heading1"/>
       </w:pPr>
       <w:r>
-        <w:t>PHẦN 3 — 8 CÂU HỎI PHẢN BIỆN &amp; KỊCH BẢN TRẢ LỜI XUẤT SẮC</w:t>
+        <w:t>PHẦN 3 — 10 CÂU HỎI PHẢN BIỆN &amp; KỊCH BẢN TRẢ LỜI XUẤT SẮC</w:t>
       </w:r>
     </w:p>
     <w:p>
@@ -5544,7 +5576,7 @@
         <w:t>0,9590 AP cross-company</w:t>
       </w:r>
       <w:r>
-        <w:t>, cao nhất trong 18 cấu hình</w:t>
+        <w:t>, cao nhất trong 24 cấu hình</w:t>
       </w:r>
     </w:p>
     <w:p>
@@ -6094,7 +6126,7 @@
         <w:t>runs.csv</w:t>
       </w:r>
       <w:r>
-        <w:t>: 113 dòng (logistic 40 · Random Forest 33 · HGB 40; run_id, model, params, seed, CV-AP ± std, thời gian, trạng thái).</w:t>
+        <w:t>: 153 dòng (logistic 40 · Random Forest 33 · HGB 40 · MLP 40; run_id, model, params, seed, CV-AP ± std, thời gian, trạng thái).</w:t>
       </w:r>
     </w:p>
     <w:p>
@@ -6581,6 +6613,239 @@
       </w:r>
       <w:r>
         <w:t xml:space="preserve"> trước khi dùng cho bất kỳ quyết định tín dụng nào.</w:t>
+      </w:r>
+    </w:p>
+    <w:p>
+      <w:pPr>
+        <w:pStyle w:val="Heading3"/>
+      </w:pPr>
+      <w:r>
+        <w:t>Q9. Dữ liệu này có phá sản THẬT không — hay chỉ là trạng thái kế toán?</w:t>
+      </w:r>
+    </w:p>
+    <w:p>
+      <w:pPr>
+        <w:pStyle w:val="ListBullet"/>
+      </w:pPr>
+      <w:r>
+        <w:t>① Thừa nhận: "Đây là điểm yếu gốc của đề tài và nhóm chủ động đo nó trước khi bị hỏi."</w:t>
+      </w:r>
+    </w:p>
+    <w:p>
+      <w:pPr>
+        <w:pStyle w:val="ListBullet"/>
+      </w:pPr>
+      <w:r>
+        <w:t>② Luận điểm kỹ thuật: nhãn is_distressed là trạng thái kế toán của quý target (không phải sự</w:t>
+      </w:r>
+    </w:p>
+    <w:p>
+      <w:r>
+        <w:t xml:space="preserve">kiện phá sản), nay đã được kiểm tra bằng ba lớp: (a) </w:t>
+      </w:r>
+      <w:r>
+        <w:rPr>
+          <w:b/>
+        </w:rPr>
+        <w:t>nhãn quy tắc tái lập được</w:t>
+      </w:r>
+      <w:r>
+        <w:t xml:space="preserve"> (3 định nghĩa),</w:t>
+      </w:r>
+    </w:p>
+    <w:p>
+      <w:r>
+        <w:t xml:space="preserve">(b) </w:t>
+      </w:r>
+      <w:r>
+        <w:rPr>
+          <w:b/>
+        </w:rPr>
+        <w:t>nhãn sự kiện công khai</w:t>
+      </w:r>
+      <w:r>
+        <w:t xml:space="preserve"> (</w:t>
+      </w:r>
+      <w:r>
+        <w:rPr>
+          <w:rFonts w:ascii="Consolas" w:hAnsi="Consolas"/>
+        </w:rPr>
+        <w:t>scripts/fetch_events.py</w:t>
+      </w:r>
+      <w:r>
+        <w:t xml:space="preserve"> đọc trường </w:t>
+      </w:r>
+      <w:r>
+        <w:rPr>
+          <w:rFonts w:ascii="Consolas" w:hAnsi="Consolas"/>
+        </w:rPr>
+        <w:t>items</w:t>
+      </w:r>
+      <w:r>
+        <w:t xml:space="preserve"> của 8-K), (c) </w:t>
+      </w:r>
+      <w:r>
+        <w:rPr>
+          <w:b/>
+        </w:rPr>
+        <w:t>ETL port</w:t>
+      </w:r>
+    </w:p>
+    <w:p>
+      <w:r>
+        <w:t>chứng minh bảng chỉ tiêu tái tạo được 99,92% từ snapshot SEC.</w:t>
+      </w:r>
+    </w:p>
+    <w:p>
+      <w:pPr>
+        <w:pStyle w:val="ListBullet"/>
+      </w:pPr>
+      <w:r>
+        <w:t>③ Số liệu: reports/results/events.md — tra 8/8 công ty: 0 sự kiện 8-K item 1.03 (phá sản),</w:t>
+      </w:r>
+    </w:p>
+    <w:p>
+      <w:r>
+        <w:rPr>
+          <w:b/>
+        </w:rPr>
+        <w:t>11 filing tín hiệu kiệt quệ</w:t>
+      </w:r>
+      <w:r>
+        <w:t xml:space="preserve"> (LOW 7 · DG 2 · DKS 2; FIVE/HD/ORLY/ROST/WMT = 0); nhãn gốc không tái</w:t>
+      </w:r>
+    </w:p>
+    <w:p>
+      <w:r>
+        <w:t xml:space="preserve">tạo được (khớp tối đa </w:t>
+      </w:r>
+      <w:r>
+        <w:rPr>
+          <w:b/>
+        </w:rPr>
+        <w:t>74,7%</w:t>
+      </w:r>
+      <w:r>
+        <w:t xml:space="preserve">); ETL port </w:t>
+      </w:r>
+      <w:r>
+        <w:rPr>
+          <w:b/>
+        </w:rPr>
+        <w:t>5.308/5.312 ô (99,92%)</w:t>
+      </w:r>
+      <w:r>
+        <w:t>.</w:t>
+      </w:r>
+    </w:p>
+    <w:p>
+      <w:pPr>
+        <w:pStyle w:val="ListBullet"/>
+      </w:pPr>
+      <w:r>
+        <w:t>④ Kết luận: đề tài được định vị là dự báo suy giảm tài chính (financial distress) — nhất quán</w:t>
+      </w:r>
+    </w:p>
+    <w:p>
+      <w:r>
+        <w:t>với tên báo cáo; muốn làm "dự báo phá sản" phải mở rộng universe sang doanh nghiệp đã nộp 8-K item 1.03</w:t>
+      </w:r>
+    </w:p>
+    <w:p>
+      <w:r>
+        <w:t xml:space="preserve">(đã ghi trong </w:t>
+      </w:r>
+      <w:r>
+        <w:rPr>
+          <w:rFonts w:ascii="Consolas" w:hAnsi="Consolas"/>
+        </w:rPr>
+        <w:t>docs/ke-hoach-tiep-theo.md</w:t>
+      </w:r>
+      <w:r>
+        <w:t>).</w:t>
+      </w:r>
+    </w:p>
+    <w:p>
+      <w:pPr>
+        <w:pStyle w:val="Heading3"/>
+      </w:pPr>
+      <w:r>
+        <w:t>Q10. Đánh giá theo THỜI GIAN thì sao, hay chỉ chia theo công ty?</w:t>
+      </w:r>
+    </w:p>
+    <w:p>
+      <w:pPr>
+        <w:pStyle w:val="ListBullet"/>
+      </w:pPr>
+      <w:r>
+        <w:t>① Thừa nhận: "Chia theo công ty (GroupKFold/LOCO) không trả lời câu hỏi 'giai đoạn mới'."</w:t>
+      </w:r>
+    </w:p>
+    <w:p>
+      <w:pPr>
+        <w:pStyle w:val="ListBullet"/>
+      </w:pPr>
+      <w:r>
+        <w:t>② Luận điểm kỹ thuật: báo cáo bổ sung walk-forward (expanding window, cắt theo target_period_end,</w:t>
+      </w:r>
+    </w:p>
+    <w:p>
+      <w:r>
+        <w:t>purge theo ngày công bố nhãn) — câu hỏi *"công ty CŨ, GIAI ĐOẠN mới"*, song song với LOCO *"công ty MỚI,</w:t>
+      </w:r>
+    </w:p>
+    <w:p>
+      <w:r>
+        <w:t xml:space="preserve">giai đoạn cũ"*; CI cũng được tính lại </w:t>
+      </w:r>
+      <w:r>
+        <w:rPr>
+          <w:b/>
+        </w:rPr>
+        <w:t>theo cụm công ty</w:t>
+      </w:r>
+      <w:r>
+        <w:t xml:space="preserve"> (không chỉ theo mẫu).</w:t>
+      </w:r>
+    </w:p>
+    <w:p>
+      <w:pPr>
+        <w:pStyle w:val="ListBullet"/>
+      </w:pPr>
+      <w:r>
+        <w:t>③ Số liệu: reports/results/walk_forward.json + hình figures/analysis/08_walk_forward.png; bảng</w:t>
+      </w:r>
+    </w:p>
+    <w:p>
+      <w:r>
+        <w:t xml:space="preserve">mục 6.7 của báo cáo in AUROC/AP từng fold cho </w:t>
+      </w:r>
+      <w:r>
+        <w:rPr>
+          <w:b/>
+        </w:rPr>
+        <w:t>cả 4 họ mô hình</w:t>
+      </w:r>
+      <w:r>
+        <w:t>, kèm số fold bị bỏ qua (train quá nhỏ</w:t>
+      </w:r>
+    </w:p>
+    <w:p>
+      <w:r>
+        <w:t>hoặc test đơn lớp) — không im lặng che.</w:t>
+      </w:r>
+    </w:p>
+    <w:p>
+      <w:pPr>
+        <w:pStyle w:val="ListBullet"/>
+      </w:pPr>
+      <w:r>
+        <w:t>④ Kết luận: ba phép đo (in-domain · cross-company · walk-forward) được in cạnh nhau trong báo cáo;</w:t>
+      </w:r>
+    </w:p>
+    <w:p>
+      <w:r>
+        <w:t>không con số nào được trình bày đơn lẻ.</w:t>
       </w:r>
     </w:p>
     <w:p>
@@ -6751,7 +7016,7 @@
           </w:tcPr>
           <w:p>
             <w:r>
-              <w:t>3/3 định nghĩa nhãn · ~1e-16 (SHAP) · 0 phát hiện / 98.200 phép kiểm tra · 222 test</w:t>
+              <w:t>3/3 định nghĩa nhãn · ~1e-16 (SHAP) · 0 phát hiện / 98.200+ phép kiểm tra · bộ test tự động</w:t>
             </w:r>
           </w:p>
         </w:tc>
@@ -6762,6 +7027,28 @@
           <w:p>
             <w:r>
               <w:t>Độ vững của kết luận &amp; mức độ tái lập</w:t>
+            </w:r>
+          </w:p>
+        </w:tc>
+      </w:tr>
+      <w:tr>
+        <w:tc>
+          <w:tcPr>
+            <w:tcW w:type="dxa" w:w="4320"/>
+          </w:tcPr>
+          <w:p>
+            <w:r>
+              <w:t>5.308/5.312 ô (99,92%) · 0 sự kiện 8-K item 1.03</w:t>
+            </w:r>
+          </w:p>
+        </w:tc>
+        <w:tc>
+          <w:tcPr>
+            <w:tcW w:type="dxa" w:w="4320"/>
+          </w:tcPr>
+          <w:p>
+            <w:r>
+              <w:t>ETL port tái tạo được + dữ liệu không có phá sản thật (định vị đề tài)</w:t>
             </w:r>
           </w:p>
         </w:tc>
@@ -7034,6 +7321,72 @@
           <w:p>
             <w:r>
               <w:t>reports/results/summary.json, reports/results/tuning.md, docs/BAO-CAO.md</w:t>
+            </w:r>
+          </w:p>
+        </w:tc>
+      </w:tr>
+      <w:tr>
+        <w:tc>
+          <w:tcPr>
+            <w:tcW w:type="dxa" w:w="4320"/>
+          </w:tcPr>
+          <w:p>
+            <w:r>
+              <w:t>ETL tái tạo 16 chỉ tiêu từ snapshot SEC</w:t>
+            </w:r>
+          </w:p>
+        </w:tc>
+        <w:tc>
+          <w:tcPr>
+            <w:tcW w:type="dxa" w:w="4320"/>
+          </w:tcPr>
+          <w:p>
+            <w:r>
+              <w:t>reports/results/etl_verify.md, scripts/prepare_sec.py</w:t>
+            </w:r>
+          </w:p>
+        </w:tc>
+      </w:tr>
+      <w:tr>
+        <w:tc>
+          <w:tcPr>
+            <w:tcW w:type="dxa" w:w="4320"/>
+          </w:tcPr>
+          <w:p>
+            <w:r>
+              <w:t>Sự kiện phá sản/kiệt quệ (8-K)</w:t>
+            </w:r>
+          </w:p>
+        </w:tc>
+        <w:tc>
+          <w:tcPr>
+            <w:tcW w:type="dxa" w:w="4320"/>
+          </w:tcPr>
+          <w:p>
+            <w:r>
+              <w:t>reports/results/events.md, data/events/*.json</w:t>
+            </w:r>
+          </w:p>
+        </w:tc>
+      </w:tr>
+      <w:tr>
+        <w:tc>
+          <w:tcPr>
+            <w:tcW w:type="dxa" w:w="4320"/>
+          </w:tcPr>
+          <w:p>
+            <w:r>
+              <w:t>Walk-forward theo thời gian + CI theo cụm</w:t>
+            </w:r>
+          </w:p>
+        </w:tc>
+        <w:tc>
+          <w:tcPr>
+            <w:tcW w:type="dxa" w:w="4320"/>
+          </w:tcPr>
+          <w:p>
+            <w:r>
+              <w:t>reports/results/walk_forward.json, reports/results/validation_checks.json</w:t>
             </w:r>
           </w:p>
         </w:tc>

--- a/docs/bo-tai-lieu-bao-ve.docx
+++ b/docs/bo-tai-lieu-bao-ve.docx
@@ -259,11 +259,6 @@
       </w:r>
       <w:r>
         <w:t xml:space="preserve"> mục #19.</w:t>
-      </w:r>
-    </w:p>
-    <w:p>
-      <w:r>
-        <w:t>---</w:t>
       </w:r>
     </w:p>
     <w:p>
@@ -1182,9 +1177,9 @@
       </w:tr>
     </w:tbl>
     <w:p>
-      <w:r>
-        <w:t xml:space="preserve">&gt; </w:t>
-      </w:r>
+      <w:pPr>
+        <w:ind w:left="432"/>
+      </w:pPr>
       <w:r>
         <w:rPr>
           <w:b/>
@@ -1192,12 +1187,7 @@
         <w:t>Phạm vi mô hình của đồ án: đúng 3 họ thuần scikit-learn</w:t>
       </w:r>
       <w:r>
-        <w:t xml:space="preserve"> (Logistic Regression · Random Forest ·</w:t>
-      </w:r>
-    </w:p>
-    <w:p>
-      <w:r>
-        <w:t xml:space="preserve">&gt; HistGradientBoosting). Không dùng </w:t>
+        <w:t xml:space="preserve"> (Logistic Regression · Random Forest · HistGradientBoosting). Không dùng </w:t>
       </w:r>
       <w:r>
         <w:rPr>
@@ -1215,12 +1205,7 @@
         <w:t>lightgbm</w:t>
       </w:r>
       <w:r>
-        <w:t xml:space="preserve"> ở bất kỳ bước nào của pipeline chính</w:t>
-      </w:r>
-    </w:p>
-    <w:p>
-      <w:r>
-        <w:t>&gt; (</w:t>
+        <w:t xml:space="preserve"> ở bất kỳ bước nào của pipeline chính (</w:t>
       </w:r>
       <w:r>
         <w:rPr>
@@ -1400,8 +1385,11 @@
       </w:r>
     </w:p>
     <w:p>
-      <w:r>
-        <w:t xml:space="preserve">&gt; Phạm vi số liệu: cột *Cross-company OOF AUROC* = </w:t>
+      <w:pPr>
+        <w:ind w:left="432"/>
+      </w:pPr>
+      <w:r>
+        <w:t xml:space="preserve">Phạm vi số liệu: cột *Cross-company OOF AUROC* = </w:t>
       </w:r>
       <w:r>
         <w:rPr>
@@ -1410,12 +1398,7 @@
         <w:t>GroupKFold(8)</w:t>
       </w:r>
       <w:r>
-        <w:t xml:space="preserve"> giữ trọn công ty ra ngoài, gộp</w:t>
-      </w:r>
-    </w:p>
-    <w:p>
-      <w:r>
-        <w:t xml:space="preserve">&gt; xác suất out-of-fold trên </w:t>
+        <w:t xml:space="preserve"> giữ trọn công ty ra ngoài, gộp xác suất out-of-fold trên </w:t>
       </w:r>
       <w:r>
         <w:rPr>
@@ -1433,12 +1416,7 @@
         <w:t>reports/results/validation_checks.json</w:t>
       </w:r>
       <w:r>
-        <w:t>, mục</w:t>
-      </w:r>
-    </w:p>
-    <w:p>
-      <w:r>
-        <w:t xml:space="preserve">&gt; </w:t>
+        <w:t xml:space="preserve">, mục </w:t>
       </w:r>
       <w:r>
         <w:rPr>
@@ -1456,12 +1434,7 @@
         <w:t>forecasting.validation</w:t>
       </w:r>
       <w:r>
-        <w:t xml:space="preserve"> (cùng 64 mẫu test);</w:t>
-      </w:r>
-    </w:p>
-    <w:p>
-      <w:r>
-        <w:t xml:space="preserve">&gt; riêng mô hình được chốt còn có bộ metric </w:t>
+        <w:t xml:space="preserve"> (cùng 64 mẫu test); riêng mô hình được chốt còn có bộ metric </w:t>
       </w:r>
       <w:r>
         <w:rPr>
@@ -1478,10 +1451,8 @@
         </w:rPr>
         <w:t>forecasting.evaluate</w:t>
       </w:r>
-    </w:p>
-    <w:p>
-      <w:r>
-        <w:t>&gt; (test không tham gia chọn mô hình/ngưỡng) — đó là hàng cuối cùng trong bảng.</w:t>
+      <w:r>
+        <w:t xml:space="preserve"> (test không tham gia chọn mô hình/ngưỡng) — đó là hàng cuối cùng trong bảng.</w:t>
       </w:r>
     </w:p>
     <w:tbl>
@@ -4266,11 +4237,6 @@
       </w:r>
     </w:p>
     <w:p>
-      <w:r>
-        <w:t>---</w:t>
-      </w:r>
-    </w:p>
-    <w:p>
       <w:pPr>
         <w:pStyle w:val="Heading1"/>
       </w:pPr>
@@ -4279,8 +4245,11 @@
       </w:r>
     </w:p>
     <w:p>
-      <w:r>
-        <w:t xml:space="preserve">&gt; Quy ước: mỗi bullet </w:t>
+      <w:pPr>
+        <w:ind w:left="432"/>
+      </w:pPr>
+      <w:r>
+        <w:t xml:space="preserve">Quy ước: mỗi bullet </w:t>
       </w:r>
       <w:r>
         <w:rPr>
@@ -5066,11 +5035,6 @@
       </w:r>
     </w:p>
     <w:p>
-      <w:r>
-        <w:t>---</w:t>
-      </w:r>
-    </w:p>
-    <w:p>
       <w:pPr>
         <w:pStyle w:val="Heading1"/>
       </w:pPr>
@@ -5079,8 +5043,11 @@
       </w:r>
     </w:p>
     <w:p>
-      <w:r>
-        <w:t xml:space="preserve">&gt; Khuôn 4 bước cho MỌI câu: </w:t>
+      <w:pPr>
+        <w:ind w:left="432"/>
+      </w:pPr>
+      <w:r>
+        <w:t xml:space="preserve">Khuôn 4 bước cho MỌI câu: </w:t>
       </w:r>
       <w:r>
         <w:rPr>
@@ -6846,11 +6813,6 @@
     <w:p>
       <w:r>
         <w:t>không con số nào được trình bày đơn lẻ.</w:t>
-      </w:r>
-    </w:p>
-    <w:p>
-      <w:r>
-        <w:t>---</w:t>
       </w:r>
     </w:p>
     <w:p>
@@ -7054,11 +7016,6 @@
         </w:tc>
       </w:tr>
     </w:tbl>
-    <w:p>
-      <w:r>
-        <w:t>---</w:t>
-      </w:r>
-    </w:p>
     <w:p>
       <w:pPr>
         <w:pStyle w:val="Heading2"/>
@@ -7415,8 +7372,11 @@
       </w:tr>
     </w:tbl>
     <w:p>
-      <w:r>
-        <w:t xml:space="preserve">&gt; Lệnh tái lập toàn bộ: </w:t>
+      <w:pPr>
+        <w:ind w:left="432"/>
+      </w:pPr>
+      <w:r>
+        <w:t xml:space="preserve">Lệnh tái lập toàn bộ: </w:t>
       </w:r>
       <w:r>
         <w:rPr>
@@ -7433,10 +7393,8 @@
         </w:rPr>
         <w:t>python -m unittest discover -s tests</w:t>
       </w:r>
-    </w:p>
-    <w:p>
-      <w:r>
-        <w:t xml:space="preserve">&gt; · audit: </w:t>
+      <w:r>
+        <w:t xml:space="preserve"> · audit: </w:t>
       </w:r>
       <w:r>
         <w:rPr>
